--- a/Report/Báo cáo bài tập lớn Nhập môn Khoa học dữ liệu.docx
+++ b/Report/Báo cáo bài tập lớn Nhập môn Khoa học dữ liệu.docx
@@ -375,6 +375,7 @@
         <w:rPr>
           <w:sz w:val="32"/>
           <w:szCs w:val="32"/>
+          <w:lang w:val="en-US"/>
         </w:rPr>
       </w:pPr>
       <w:r>
@@ -485,8 +486,9 @@
         <w:rPr>
           <w:sz w:val="32"/>
           <w:szCs w:val="32"/>
-        </w:rPr>
-        <w:t>Thân Quang Khoát</w:t>
+          <w:lang w:val="en-US"/>
+        </w:rPr>
+        <w:t>Phạm Văn Hải</w:t>
       </w:r>
     </w:p>
     <w:p>
@@ -1947,8 +1949,9 @@
               <w:rPr>
                 <w:sz w:val="28"/>
                 <w:szCs w:val="28"/>
+                <w:lang w:val="en-US"/>
               </w:rPr>
-              <w:t>2</w:t>
+              <w:t>10</w:t>
             </w:r>
             <w:r>
               <w:rPr>
